--- a/Decoupe/20_Maelys_Bouchard.docx
+++ b/Decoupe/20_Maelys_Bouchard.docx
@@ -165,7 +165,7 @@
         <w:rPr>
           <w:sz w:val="22"/>
         </w:rPr>
-        <w:t xml:space="preserve">•  🎹 Lady Marie de Riegel — vous tourniez les pages, à côté d’elle, au piano.</w:t>
+        <w:t xml:space="preserve">•  🎹 Lady Marie de Riegel — vous étiez assise près d’elle, au piano, attentive à tout.</w:t>
       </w:r>
     </w:p>
     <w:p>
@@ -268,7 +268,7 @@
           <w:i/>
           <w:sz w:val="22"/>
         </w:rPr>
-        <w:t xml:space="preserve">Vous êtes Marguerite Beauchamp, nièce de Mademoiselle Amandinette de Beauchamp, héritière morte d’une fièvre en mai 1910. Enfant alors, vous avez été dépossédée du nom et du patrimoine Beauchamp quand une inconnue a pris l’identité de votre tante. Léa l’a découvert et vous a fait inviter pour réparer, avant sa fuite. Cette vérité ne se révèle qu’à l’ouverture du coffret, à l’Acte IV.</w:t>
+        <w:t xml:space="preserve">Vous êtes Camille Beauchamp, nièce de Mademoiselle Amandinette de Beauchamp, héritière morte d’une fièvre en mai 1910. Enfant alors, vous avez été dépossédée du nom et du patrimoine Beauchamp quand une inconnue a pris l’identité de votre tante. Léa l’a découvert et vous a fait inviter pour réparer, avant sa fuite. Cette vérité ne se révèle qu’à l’ouverture du coffret, à l’Acte IV.</w:t>
       </w:r>
     </w:p>
     <w:p>
@@ -412,6 +412,18 @@
         <w:rPr>
           <w:sz w:val="22"/>
         </w:rPr>
+        <w:t xml:space="preserve">« Mademoiselle Lisa n’a pas quitté son fauteuil près du piano de tout l’après-midi — elle ruminait après son éclat, mais elle était là, sous nos yeux. »</w:t>
+      </w:r>
+    </w:p>
+    <w:p>
+      <w:pPr>
+        <w:jc w:val="both"/>
+        <w:spacing w:after="100"/>
+      </w:pPr>
+      <w:r>
+        <w:rPr>
+          <w:sz w:val="22"/>
+        </w:rPr>
         <w:t xml:space="preserve">Sur Léa : « À mon arrivée, elle m’a dit une chose étrange : Vous ressemblez tant à quelqu’un que j’ai connu… Et ses yeux se sont mouillés. »</w:t>
       </w:r>
     </w:p>
@@ -526,13 +538,13 @@
           <w:b/>
           <w:sz w:val="22"/>
         </w:rPr>
-        <w:t xml:space="preserve">17h00 – 17h45</w:t>
-      </w:r>
-      <w:r>
-        <w:rPr>
-          <w:sz w:val="22"/>
-        </w:rPr>
-        <w:t xml:space="preserve">  —  Salon (près du piano) — Vous tournez les pages pour Marie. À 17h20, vous voyez Théodorette rentrer du couloir, bouleversé (PIVOT).</w:t>
+        <w:t xml:space="preserve">17h00 – 17h45  —  Salon (près du piano) — Vous observez, assise près de Marie. À 17h20, vous voyez Théodorette rentrer du couloir, bouleversé (PIVOT).</w:t>
+      </w:r>
+      <w:r>
+        <w:rPr>
+          <w:sz w:val="22"/>
+        </w:rPr>
+        <w:t xml:space="preserve"/>
       </w:r>
     </w:p>
     <w:p>

--- a/Decoupe/20_Maelys_Bouchard.docx
+++ b/Decoupe/20_Maelys_Bouchard.docx
@@ -124,6 +124,18 @@
           <w:sz w:val="22"/>
         </w:rPr>
         <w:t xml:space="preserve">« Maëlys Bouchard. Lady Chloé a eu la bonté de m’inviter. Je ne suis personne, ici — mais je vois bien des choses. »</w:t>
+      </w:r>
+    </w:p>
+    <w:p>
+      <w:pPr>
+        <w:jc w:val="both"/>
+        <w:spacing w:after="100"/>
+      </w:pPr>
+      <w:r>
+        <w:rPr>
+          <w:sz w:val="22"/>
+        </w:rPr>
+        <w:t xml:space="preserve">👗 Votre allure. Une longue robe de tulle vert profond, épaules dénudées (encolure bateau), buste ajusté brodé de perles, large ceinture de satin, jupe vaporeuse qui balaie le sol. Discrète et gracieuse, comme vous.</w:t>
       </w:r>
     </w:p>
     <w:p>

--- a/Decoupe/20_Maelys_Bouchard.docx
+++ b/Decoupe/20_Maelys_Bouchard.docx
@@ -64,6 +64,102 @@
           <w:sz w:val="22"/>
         </w:rPr>
         <w:t xml:space="preserve">Le contexte. Samedi 6 juin 1925, anniversaire des 30 ans de Lady Chloé. Vous êtes invité·e au Domaine des Beuhaies. Lady Chloé est rentrée seule à 18h00 et trouve Lady Léa de Pavy morte dans la dépendance — empoisonnée à la digitaline vers 17h25. Le jeu. Lady Chloé enquête seule pendant 1 heure. Sir Amaury est MJ. Vos observations se livrent en conversation, librement. Vos secrets se gardent — il faut un levier pour qu’ils sortent.</w:t>
+      </w:r>
+    </w:p>
+    <w:p>
+      <w:pPr>
+        <w:jc w:val="both"/>
+        <w:spacing w:after="100"/>
+      </w:pPr>
+      <w:r>
+        <w:rPr>
+          <w:sz w:val="22"/>
+        </w:rPr>
+        <w:t xml:space="preserve">❧  DEUX QUESTIONS RÉCURRENTES (Chloé peut les poser à tout convive)  ❧</w:t>
+      </w:r>
+    </w:p>
+    <w:p>
+      <w:pPr>
+        <w:jc w:val="both"/>
+        <w:spacing w:after="100"/>
+      </w:pPr>
+      <w:r>
+        <w:rPr>
+          <w:sz w:val="22"/>
+        </w:rPr>
+        <w:t xml:space="preserve">Sur Léa : « Je l’ai à peine connue. Lady Chloé m’a invitée. Léa, ce matin, m’a regardée d’une manière que je n’ai pas comprise. »</w:t>
+      </w:r>
+    </w:p>
+    <w:p>
+      <w:pPr>
+        <w:jc w:val="both"/>
+        <w:spacing w:after="100"/>
+      </w:pPr>
+      <w:r>
+        <w:rPr>
+          <w:sz w:val="22"/>
+        </w:rPr>
+        <w:t xml:space="preserve">Sur quelque chose d’étrange peu avant sa mort : « Plusieurs choses, oui. Je vois bien des choses, vous savez — quand on parle peu, on observe beaucoup. »</w:t>
+      </w:r>
+    </w:p>
+    <w:p>
+      <w:pPr>
+        <w:jc w:val="both"/>
+        <w:spacing w:after="100"/>
+      </w:pPr>
+      <w:r>
+        <w:rPr>
+          <w:sz w:val="22"/>
+        </w:rPr>
+        <w:t xml:space="preserve">❧  VOTRE RESSENTI SUR LA JOURNÉE  ❧</w:t>
+      </w:r>
+    </w:p>
+    <w:p>
+      <w:pPr>
+        <w:jc w:val="both"/>
+        <w:spacing w:after="100"/>
+      </w:pPr>
+      <w:r>
+        <w:rPr>
+          <w:sz w:val="22"/>
+        </w:rPr>
+        <w:t xml:space="preserve">« Étrangement émue. Je sens que cette journée me concerne, sans savoir pourquoi. »</w:t>
+      </w:r>
+    </w:p>
+    <w:p>
+      <w:pPr>
+        <w:jc w:val="both"/>
+        <w:spacing w:after="100"/>
+      </w:pPr>
+      <w:r>
+        <w:rPr>
+          <w:sz w:val="22"/>
+        </w:rPr>
+        <w:t xml:space="preserve">❧  SI VOUS NE SAVEZ PAS QUOI RÉPONDRE  ❧</w:t>
+      </w:r>
+    </w:p>
+    <w:p>
+      <w:pPr>
+        <w:jc w:val="both"/>
+        <w:spacing w:after="100"/>
+      </w:pPr>
+      <w:r>
+        <w:rPr>
+          <w:sz w:val="22"/>
+        </w:rPr>
+        <w:t xml:space="preserve">Esquive type : « Je ne sais pas. Je ne dis que ce que j’ai vu. »</w:t>
+      </w:r>
+    </w:p>
+    <w:p>
+      <w:pPr>
+        <w:jc w:val="both"/>
+        <w:spacing w:after="100"/>
+      </w:pPr>
+      <w:r>
+        <w:rPr>
+          <w:sz w:val="22"/>
+        </w:rPr>
+        <w:t xml:space="preserve">Aucun chantage. Aucun secret compromettant — vous IGNOREZ tout de votre vraie identité.</w:t>
       </w:r>
     </w:p>
     <w:p>

--- a/Decoupe/20_Maelys_Bouchard.docx
+++ b/Decoupe/20_Maelys_Bouchard.docx
@@ -177,7 +177,7 @@
           <w:sz w:val="24"/>
           <w:color w:val="6D4C41"/>
         </w:rPr>
-        <w:t xml:space="preserve">❯  🎭 VOTRE CARACTÈRE  ❮</w:t>
+        <w:t xml:space="preserve">❧  🎭 VOTRE CARACTÈRE  ❧</w:t>
       </w:r>
     </w:p>
     <w:p>
@@ -207,7 +207,7 @@
           <w:sz w:val="24"/>
           <w:color w:val="6D4C41"/>
         </w:rPr>
-        <w:t xml:space="preserve">❯  📜 VOTRE PHRASE DE PRÉSENTATION  ❮</w:t>
+        <w:t xml:space="preserve">❧  📜 VOTRE PHRASE DE PRÉSENTATION  ❧</w:t>
       </w:r>
     </w:p>
     <w:p>
@@ -249,7 +249,7 @@
           <w:sz w:val="24"/>
           <w:color w:val="6D4C41"/>
         </w:rPr>
-        <w:t xml:space="preserve">❯  🔗 VOS LIENS  ❮</w:t>
+        <w:t xml:space="preserve">❧  🔗 VOS LIENS  ❧</w:t>
       </w:r>
     </w:p>
     <w:p>
@@ -303,7 +303,7 @@
           <w:sz w:val="24"/>
           <w:color w:val="6D4C41"/>
         </w:rPr>
-        <w:t xml:space="preserve">❯  💬 COMMENT JOUER  ❮</w:t>
+        <w:t xml:space="preserve">❧  💬 COMMENT JOUER  ❧</w:t>
       </w:r>
     </w:p>
     <w:p>
@@ -333,7 +333,7 @@
           <w:sz w:val="24"/>
           <w:color w:val="6D4C41"/>
         </w:rPr>
-        <w:t xml:space="preserve">❯  VOTRE IDENTITÉ (ce que vous savez)  ❮</w:t>
+        <w:t xml:space="preserve">❧  VOTRE IDENTITÉ (ce que vous savez)  ❧</w:t>
       </w:r>
     </w:p>
     <w:p>
@@ -363,7 +363,7 @@
           <w:sz w:val="24"/>
           <w:color w:val="6D4C41"/>
         </w:rPr>
-        <w:t xml:space="preserve">❯  CE QUE VOUS NE SAVEZ PAS (réservé au MJ)  ❮</w:t>
+        <w:t xml:space="preserve">❧  CE QUE VOUS NE SAVEZ PAS (réservé au MJ)  ❧</w:t>
       </w:r>
     </w:p>
     <w:p>
@@ -394,7 +394,7 @@
           <w:sz w:val="24"/>
           <w:color w:val="6D4C41"/>
         </w:rPr>
-        <w:t xml:space="preserve">❯  MES TÉMOIGNAGES PRIORITAIRES  ❮</w:t>
+        <w:t xml:space="preserve">❧  MES TÉMOIGNAGES PRIORITAIRES  ❧</w:t>
       </w:r>
     </w:p>
     <w:p>
@@ -484,7 +484,7 @@
           <w:sz w:val="24"/>
           <w:color w:val="6D4C41"/>
         </w:rPr>
-        <w:t xml:space="preserve">❯  CE QUE VOUS DITES (autres)  ❮</w:t>
+        <w:t xml:space="preserve">❧  CE QUE VOUS DITES (autres)  ❧</w:t>
       </w:r>
     </w:p>
     <w:p>
@@ -550,7 +550,7 @@
           <w:sz w:val="24"/>
           <w:color w:val="6D4C41"/>
         </w:rPr>
-        <w:t xml:space="preserve">❯  CE QUI VOUS FAIT CRAQUER  ❮</w:t>
+        <w:t xml:space="preserve">❧  CE QUI VOUS FAIT CRAQUER  ❧</w:t>
       </w:r>
     </w:p>
     <w:p>
@@ -580,7 +580,7 @@
           <w:sz w:val="24"/>
           <w:color w:val="6D4C41"/>
         </w:rPr>
-        <w:t xml:space="preserve">❯  VOTRE CHRONOLOGIE  ❮</w:t>
+        <w:t xml:space="preserve">❧  VOTRE CHRONOLOGIE  ❧</w:t>
       </w:r>
     </w:p>
     <w:p>

--- a/Decoupe/20_Maelys_Bouchard.docx
+++ b/Decoupe/20_Maelys_Bouchard.docx
@@ -467,6 +467,186 @@
           <w:sz w:val="22"/>
         </w:rPr>
         <w:t xml:space="preserve">•  Lady Alicia montant brièvement dans sa chambre vers 18h05, l’air de cacher quelque chose.</w:t>
+      </w:r>
+    </w:p>
+    <w:p>
+      <w:pPr>
+        <w:spacing w:after="60"/>
+        <w:ind w:left="360" w:hanging="200"/>
+      </w:pPr>
+      <w:r>
+        <w:rPr>
+          <w:sz w:val="22"/>
+        </w:rPr>
+        <w:t xml:space="preserve">❧  POUR ENRICHIR VOS RÉPONSES — petit monde, opinions, voix intérieure  ❧</w:t>
+      </w:r>
+    </w:p>
+    <w:p>
+      <w:pPr>
+        <w:spacing w:after="60"/>
+        <w:ind w:left="360" w:hanging="200"/>
+      </w:pPr>
+      <w:r>
+        <w:rPr>
+          <w:sz w:val="22"/>
+        </w:rPr>
+        <w:t xml:space="preserve">(Guidelines pour les questions banales — ce sont des points de départ, adaptez à votre style.)</w:t>
+      </w:r>
+    </w:p>
+    <w:p>
+      <w:pPr>
+        <w:spacing w:after="60"/>
+        <w:ind w:left="360" w:hanging="200"/>
+      </w:pPr>
+      <w:r>
+        <w:rPr>
+          <w:sz w:val="22"/>
+        </w:rPr>
+        <w:t xml:space="preserve">Votre vie quotidienne : Sans famille connue. Lady Chloé vous loge depuis trois mois, dans une chambre du Domaine de Paris. Vous lisez beaucoup. Pas de profession à proprement parler — Chloé évoque parfois que vous deveniez préceptrice.</w:t>
+      </w:r>
+    </w:p>
+    <w:p>
+      <w:pPr>
+        <w:spacing w:after="60"/>
+        <w:ind w:left="360" w:hanging="200"/>
+      </w:pPr>
+      <w:r>
+        <w:rPr>
+          <w:sz w:val="22"/>
+        </w:rPr>
+        <w:t xml:space="preserve">Vos goûts (à servir si la conversation est culture/loisirs) : La poésie de Marceline Desbordes-Valmore, les longues promenades, les framboises.</w:t>
+      </w:r>
+    </w:p>
+    <w:p>
+      <w:pPr>
+        <w:spacing w:after="60"/>
+        <w:ind w:left="360" w:hanging="200"/>
+      </w:pPr>
+      <w:r>
+        <w:rPr>
+          <w:sz w:val="22"/>
+        </w:rPr>
+        <w:t xml:space="preserve">❧  OPINIONS COURTES sur d'autres convives (à servir si on en parle)  ❧</w:t>
+      </w:r>
+    </w:p>
+    <w:p>
+      <w:pPr>
+        <w:spacing w:after="60"/>
+        <w:ind w:left="360" w:hanging="200"/>
+      </w:pPr>
+      <w:r>
+        <w:rPr>
+          <w:sz w:val="22"/>
+        </w:rPr>
+        <w:t xml:space="preserve">• Sur Lady Chloé (votre bienfaitrice) : « Elle a été d'une bonté que je ne mérite pas. Je veux la mériter. »</w:t>
+      </w:r>
+    </w:p>
+    <w:p>
+      <w:pPr>
+        <w:spacing w:after="60"/>
+        <w:ind w:left="360" w:hanging="200"/>
+      </w:pPr>
+      <w:r>
+        <w:rPr>
+          <w:sz w:val="22"/>
+        </w:rPr>
+        <w:t xml:space="preserve">• Sur Lady Marie : « Elle joue magnifiquement. Je l'écoute en pensant à des choses lointaines. »</w:t>
+      </w:r>
+    </w:p>
+    <w:p>
+      <w:pPr>
+        <w:spacing w:after="60"/>
+        <w:ind w:left="360" w:hanging="200"/>
+      </w:pPr>
+      <w:r>
+        <w:rPr>
+          <w:sz w:val="22"/>
+        </w:rPr>
+        <w:t xml:space="preserve">• Sur Lady Léa : « Elle m'a regardée d'une drôle de façon ce matin. Comme si elle me reconnaissait. »</w:t>
+      </w:r>
+    </w:p>
+    <w:p>
+      <w:pPr>
+        <w:spacing w:after="60"/>
+        <w:ind w:left="360" w:hanging="200"/>
+      </w:pPr>
+      <w:r>
+        <w:rPr>
+          <w:sz w:val="22"/>
+        </w:rPr>
+        <w:t xml:space="preserve">• Sur Lady Amandinette : « Très belle. Très lointaine. Elle me dévisage parfois — je ne comprends pas pourquoi. »</w:t>
+      </w:r>
+    </w:p>
+    <w:p>
+      <w:pPr>
+        <w:spacing w:after="60"/>
+        <w:ind w:left="360" w:hanging="200"/>
+      </w:pPr>
+      <w:r>
+        <w:rPr>
+          <w:sz w:val="22"/>
+        </w:rPr>
+        <w:t xml:space="preserve">❧  PHRASES TOUTES-PRÊTES (pour ne jamais être à court)  ❧</w:t>
+      </w:r>
+    </w:p>
+    <w:p>
+      <w:pPr>
+        <w:spacing w:after="60"/>
+        <w:ind w:left="360" w:hanging="200"/>
+      </w:pPr>
+      <w:r>
+        <w:rPr>
+          <w:sz w:val="22"/>
+        </w:rPr>
+        <w:t xml:space="preserve">— « Je préfère écouter, vous savez — j'apprends mieux ainsi. »</w:t>
+      </w:r>
+    </w:p>
+    <w:p>
+      <w:pPr>
+        <w:spacing w:after="60"/>
+        <w:ind w:left="360" w:hanging="200"/>
+      </w:pPr>
+      <w:r>
+        <w:rPr>
+          <w:sz w:val="22"/>
+        </w:rPr>
+        <w:t xml:space="preserve">— « Voulez-vous que je tourne les pages de Lady Marie ? »</w:t>
+      </w:r>
+    </w:p>
+    <w:p>
+      <w:pPr>
+        <w:spacing w:after="60"/>
+        <w:ind w:left="360" w:hanging="200"/>
+      </w:pPr>
+      <w:r>
+        <w:rPr>
+          <w:sz w:val="22"/>
+        </w:rPr>
+        <w:t xml:space="preserve">❧  VOTRE VOIX INTÉRIEURE (à ne PAS dire — mais à laisser influencer votre ton)  ❧</w:t>
+      </w:r>
+    </w:p>
+    <w:p>
+      <w:pPr>
+        <w:spacing w:after="60"/>
+        <w:ind w:left="360" w:hanging="200"/>
+      </w:pPr>
+      <w:r>
+        <w:rPr>
+          <w:sz w:val="22"/>
+        </w:rPr>
+        <w:t xml:space="preserve">• Une émotion sourde, sans nom : « Pourquoi suis-je ici, ce soir ? Cette journée me concerne — je le sens. »</w:t>
+      </w:r>
+    </w:p>
+    <w:p>
+      <w:pPr>
+        <w:spacing w:after="60"/>
+        <w:ind w:left="360" w:hanging="200"/>
+      </w:pPr>
+      <w:r>
+        <w:rPr>
+          <w:sz w:val="22"/>
+        </w:rPr>
+        <w:t xml:space="preserve">• « La duchesse Amandinette me regarde trop. Elle m'effraie un peu, sans raison. »</w:t>
       </w:r>
     </w:p>
     <w:p>
